--- a/test/股票交易记录.docx
+++ b/test/股票交易记录.docx
@@ -16325,6 +16325,285 @@
           <w:rFonts w:ascii="宋体" w:eastAsia="宋体" w:hAnsi="宋体" w:hint="eastAsia"/>
         </w:rPr>
         <w:t>3）复盘：今天是A型走势，下周再观察一下情况；</w:t>
+      </w:r>
+    </w:p>
+    <w:p>
+      <w:pPr>
+        <w:rPr>
+          <w:rFonts w:ascii="宋体" w:eastAsia="宋体" w:hAnsi="宋体" w:hint="eastAsia"/>
+        </w:rPr>
+      </w:pPr>
+    </w:p>
+    <w:p>
+      <w:pPr>
+        <w:rPr>
+          <w:rFonts w:ascii="宋体" w:eastAsia="宋体" w:hAnsi="宋体" w:hint="eastAsia"/>
+        </w:rPr>
+      </w:pPr>
+      <w:r>
+        <w:rPr>
+          <w:rFonts w:ascii="宋体" w:eastAsia="宋体" w:hAnsi="宋体" w:hint="eastAsia"/>
+        </w:rPr>
+        <w:t>*** 短期分析规划：</w:t>
+      </w:r>
+    </w:p>
+    <w:p>
+      <w:pPr>
+        <w:rPr>
+          <w:rFonts w:ascii="宋体" w:eastAsia="宋体" w:hAnsi="宋体"/>
+        </w:rPr>
+      </w:pPr>
+      <w:r>
+        <w:rPr>
+          <w:rFonts w:ascii="宋体" w:eastAsia="宋体" w:hAnsi="宋体" w:hint="eastAsia"/>
+        </w:rPr>
+        <w:t># 总体处于熊市震荡阶段，尽量做超短线，盈利就跑；</w:t>
+      </w:r>
+    </w:p>
+    <w:p>
+      <w:pPr>
+        <w:pStyle w:val="1"/>
+        <w:rPr>
+          <w:rFonts w:ascii="宋体" w:hAnsi="宋体" w:hint="eastAsia"/>
+        </w:rPr>
+      </w:pPr>
+      <w:r>
+        <w:rPr>
+          <w:rFonts w:ascii="宋体" w:hAnsi="宋体" w:hint="eastAsia"/>
+        </w:rPr>
+        <w:t>2026-08-31：</w:t>
+      </w:r>
+    </w:p>
+    <w:p>
+      <w:pPr>
+        <w:rPr>
+          <w:rFonts w:ascii="宋体" w:eastAsia="宋体" w:hAnsi="宋体" w:hint="eastAsia"/>
+        </w:rPr>
+      </w:pPr>
+      <w:r>
+        <w:rPr>
+          <w:rFonts w:ascii="宋体" w:eastAsia="宋体" w:hAnsi="宋体" w:hint="eastAsia"/>
+        </w:rPr>
+        <w:t>*** 交易原则：</w:t>
+      </w:r>
+    </w:p>
+    <w:p>
+      <w:pPr>
+        <w:rPr>
+          <w:rFonts w:ascii="宋体" w:eastAsia="宋体" w:hAnsi="宋体" w:hint="eastAsia"/>
+        </w:rPr>
+      </w:pPr>
+      <w:r>
+        <w:rPr>
+          <w:rFonts w:ascii="宋体" w:eastAsia="宋体" w:hAnsi="宋体" w:hint="eastAsia"/>
+        </w:rPr>
+        <w:t># 尽量做主线ETF交易、耐心等待、宁可错过，不要被套；</w:t>
+      </w:r>
+    </w:p>
+    <w:p>
+      <w:pPr>
+        <w:rPr>
+          <w:rFonts w:ascii="宋体" w:eastAsia="宋体" w:hAnsi="宋体" w:hint="eastAsia"/>
+        </w:rPr>
+      </w:pPr>
+      <w:r>
+        <w:rPr>
+          <w:rFonts w:ascii="宋体" w:eastAsia="宋体" w:hAnsi="宋体" w:hint="eastAsia"/>
+        </w:rPr>
+        <w:t># 行业龙头（尽量是国央企）-股票估值-筹码分布-量价-MACD/严格参考boll线交易</w:t>
+      </w:r>
+      <w:proofErr w:type="gramStart"/>
+      <w:r>
+        <w:rPr>
+          <w:rFonts w:ascii="宋体" w:eastAsia="宋体" w:hAnsi="宋体" w:hint="eastAsia"/>
+        </w:rPr>
+        <w:t>；；</w:t>
+      </w:r>
+      <w:proofErr w:type="gramEnd"/>
+    </w:p>
+    <w:p>
+      <w:pPr>
+        <w:rPr>
+          <w:rFonts w:ascii="宋体" w:eastAsia="宋体" w:hAnsi="宋体" w:hint="eastAsia"/>
+        </w:rPr>
+      </w:pPr>
+      <w:r>
+        <w:rPr>
+          <w:rFonts w:ascii="宋体" w:eastAsia="宋体" w:hAnsi="宋体" w:hint="eastAsia"/>
+        </w:rPr>
+        <w:t># 单只股票单次买入3000~5000元左右，小波动的股票买入资金可以多一些、大波动的股票买入资金要少一些；</w:t>
+      </w:r>
+    </w:p>
+    <w:p>
+      <w:pPr>
+        <w:rPr>
+          <w:rFonts w:ascii="宋体" w:eastAsia="宋体" w:hAnsi="宋体" w:hint="eastAsia"/>
+        </w:rPr>
+      </w:pPr>
+      <w:r>
+        <w:rPr>
+          <w:rFonts w:ascii="宋体" w:eastAsia="宋体" w:hAnsi="宋体" w:hint="eastAsia"/>
+        </w:rPr>
+        <w:t># 买入后持续下跌，单只股票下跌超过10%，可以补仓一次；下跌超过15%以上，转长期模式；</w:t>
+      </w:r>
+    </w:p>
+    <w:p>
+      <w:pPr>
+        <w:rPr>
+          <w:rFonts w:ascii="宋体" w:eastAsia="宋体" w:hAnsi="宋体" w:hint="eastAsia"/>
+        </w:rPr>
+      </w:pPr>
+      <w:r>
+        <w:rPr>
+          <w:rFonts w:ascii="宋体" w:eastAsia="宋体" w:hAnsi="宋体" w:hint="eastAsia"/>
+        </w:rPr>
+        <w:t># 要深入分析上涨趋势中的机会，比如：大型头部企业（市值千亿以上）连续两个大阳线；</w:t>
+      </w:r>
+    </w:p>
+    <w:p>
+      <w:pPr>
+        <w:rPr>
+          <w:rFonts w:ascii="宋体" w:eastAsia="宋体" w:hAnsi="宋体" w:hint="eastAsia"/>
+        </w:rPr>
+      </w:pPr>
+      <w:r>
+        <w:rPr>
+          <w:rFonts w:ascii="宋体" w:eastAsia="宋体" w:hAnsi="宋体" w:hint="eastAsia"/>
+        </w:rPr>
+        <w:t># 年报、季报前后要慎重操作；</w:t>
+      </w:r>
+    </w:p>
+    <w:p>
+      <w:pPr>
+        <w:rPr>
+          <w:rFonts w:ascii="宋体" w:eastAsia="宋体" w:hAnsi="宋体" w:hint="eastAsia"/>
+        </w:rPr>
+      </w:pPr>
+      <w:r>
+        <w:rPr>
+          <w:rFonts w:ascii="宋体" w:eastAsia="宋体" w:hAnsi="宋体" w:hint="eastAsia"/>
+        </w:rPr>
+        <w:t># 情绪不要受短期波动的影响；</w:t>
+      </w:r>
+    </w:p>
+    <w:p>
+      <w:pPr>
+        <w:rPr>
+          <w:rFonts w:ascii="宋体" w:eastAsia="宋体" w:hAnsi="宋体" w:hint="eastAsia"/>
+        </w:rPr>
+      </w:pPr>
+      <w:r>
+        <w:rPr>
+          <w:rFonts w:ascii="宋体" w:eastAsia="宋体" w:hAnsi="宋体" w:hint="eastAsia"/>
+        </w:rPr>
+        <w:t># 要收缩一下关注的股票范围；</w:t>
+      </w:r>
+    </w:p>
+    <w:p>
+      <w:pPr>
+        <w:rPr>
+          <w:rFonts w:ascii="宋体" w:eastAsia="宋体" w:hAnsi="宋体" w:hint="eastAsia"/>
+        </w:rPr>
+      </w:pPr>
+    </w:p>
+    <w:p>
+      <w:pPr>
+        <w:rPr>
+          <w:rFonts w:ascii="宋体" w:eastAsia="宋体" w:hAnsi="宋体" w:hint="eastAsia"/>
+        </w:rPr>
+      </w:pPr>
+      <w:r>
+        <w:rPr>
+          <w:rFonts w:ascii="宋体" w:eastAsia="宋体" w:hAnsi="宋体" w:hint="eastAsia"/>
+        </w:rPr>
+        <w:t>*** 深刻教训：</w:t>
+      </w:r>
+    </w:p>
+    <w:p>
+      <w:pPr>
+        <w:rPr>
+          <w:rFonts w:ascii="宋体" w:eastAsia="宋体" w:hAnsi="宋体" w:hint="eastAsia"/>
+        </w:rPr>
+      </w:pPr>
+      <w:r>
+        <w:rPr>
+          <w:rFonts w:ascii="宋体" w:eastAsia="宋体" w:hAnsi="宋体" w:hint="eastAsia"/>
+        </w:rPr>
+        <w:t># 中粮科技、中国海防依旧被套牢，作为</w:t>
+      </w:r>
+      <w:proofErr w:type="gramStart"/>
+      <w:r>
+        <w:rPr>
+          <w:rFonts w:ascii="宋体" w:eastAsia="宋体" w:hAnsi="宋体" w:hint="eastAsia"/>
+        </w:rPr>
+        <w:t>警示！！！</w:t>
+      </w:r>
+      <w:proofErr w:type="gramEnd"/>
+      <w:r>
+        <w:rPr>
+          <w:rFonts w:ascii="宋体" w:eastAsia="宋体" w:hAnsi="宋体" w:hint="eastAsia"/>
+        </w:rPr>
+        <w:t>（远离垃圾小盘股）；</w:t>
+      </w:r>
+    </w:p>
+    <w:p>
+      <w:pPr>
+        <w:rPr>
+          <w:rFonts w:ascii="宋体" w:eastAsia="宋体" w:hAnsi="宋体" w:hint="eastAsia"/>
+        </w:rPr>
+      </w:pPr>
+    </w:p>
+    <w:p>
+      <w:pPr>
+        <w:rPr>
+          <w:rFonts w:ascii="宋体" w:eastAsia="宋体" w:hAnsi="宋体" w:hint="eastAsia"/>
+        </w:rPr>
+      </w:pPr>
+      <w:r>
+        <w:rPr>
+          <w:rFonts w:ascii="宋体" w:eastAsia="宋体" w:hAnsi="宋体" w:hint="eastAsia"/>
+        </w:rPr>
+        <w:t>*** 恒瑞医药</w:t>
+      </w:r>
+    </w:p>
+    <w:p>
+      <w:pPr>
+        <w:rPr>
+          <w:rFonts w:ascii="宋体" w:eastAsia="宋体" w:hAnsi="宋体" w:hint="eastAsia"/>
+        </w:rPr>
+      </w:pPr>
+      <w:r>
+        <w:rPr>
+          <w:rFonts w:ascii="宋体" w:eastAsia="宋体" w:hAnsi="宋体" w:hint="eastAsia"/>
+        </w:rPr>
+        <w:lastRenderedPageBreak/>
+        <w:t>1）交易内容：以45.9的价格买入100股；</w:t>
+      </w:r>
+    </w:p>
+    <w:p>
+      <w:pPr>
+        <w:rPr>
+          <w:rFonts w:ascii="宋体" w:eastAsia="宋体" w:hAnsi="宋体" w:hint="eastAsia"/>
+        </w:rPr>
+      </w:pPr>
+      <w:r>
+        <w:rPr>
+          <w:rFonts w:ascii="宋体" w:eastAsia="宋体" w:hAnsi="宋体" w:hint="eastAsia"/>
+        </w:rPr>
+        <w:t>2）卖出理由：单日下跌超过3%，接近布林线下轨，考虑做T；</w:t>
+      </w:r>
+    </w:p>
+    <w:p>
+      <w:pPr>
+        <w:rPr>
+          <w:rFonts w:ascii="宋体" w:eastAsia="宋体" w:hAnsi="宋体" w:hint="eastAsia"/>
+        </w:rPr>
+      </w:pPr>
+      <w:r>
+        <w:rPr>
+          <w:rFonts w:ascii="宋体" w:eastAsia="宋体" w:hAnsi="宋体" w:hint="eastAsia"/>
+        </w:rPr>
+        <w:t>3）复盘：下跌趋势还是很大，再观察一下；</w:t>
       </w:r>
     </w:p>
     <w:p>
